--- a/milano/3부2화_Abitudini.docx
+++ b/milano/3부2화_Abitudini.docx
@@ -3804,7 +3804,7 @@
           <w:b w:val="0"/>
           <w:sz w:val="21"/>
         </w:rPr>
-        <w:t xml:space="preserve">3화 </w:t>
+        <w:t xml:space="preserve">35화 </w:t>
       </w:r>
       <w:r>
         <w:rPr>
